--- a/Docs/Observaciones-Lab7.docx
+++ b/Docs/Observaciones-Lab7.docx
@@ -181,6 +181,9 @@
           <w:lang w:val="es-CO"/>
         </w:rPr>
       </w:pPr>
+      <w:r>
+        <w:t>Respuesta: La altura no queda determinada únicamente por el número de elementos; también depende de la forma del árbol y del orden de inserción. Un BST balanceado tiene una altura cercana a log2(n), mientras que uno degenerado (similar a una lista) puede alcanzar altura n. Este árbol no se balancea automáticamente.</w:t>
+      </w:r>
     </w:p>
     <w:p>
       <w:pPr>
@@ -239,6 +242,9 @@
           <w:lang w:val="es-CO"/>
         </w:rPr>
       </w:pPr>
+      <w:r>
+        <w:t>Respuesta: Para consultar un rango de fechas, el BST aprovecha el orden de sus llaves: la búsqueda visita las ramas pertinentes y cuesta O(h + k), donde h es la altura y k la cantidad de fechas encontradas (O(log n + k) si está balanceado; O(n) en el peor caso). Una tabla hash ofrece O(1) promedio para una fecha exacta, pero no mantiene las fechas ordenadas; para un rango habría que revisar potencialmente todas las n fechas, O(n). Por eso, para rangos selectivos un BST balanceado suele responder más rápido.</w:t>
+      </w:r>
     </w:p>
     <w:p>
       <w:pPr>
@@ -280,6 +286,9 @@
           <w:lang w:val="es-CO"/>
         </w:rPr>
       </w:pPr>
+      <w:r>
+        <w:t>Respuesta: Se utiliza keys(BST, fechaInicial, fechaFinal), que recorre en orden las llaves dentro del rango. Para obtener los valores asociados se puede utilizar values(BST, fechaInicial, fechaFinal); en la consulta de la aplicación se obtienen las fechas con keys y luego se recupera cada entrada con get.</w:t>
+      </w:r>
     </w:p>
     <w:p>
       <w:pPr>

--- a/Docs/Observaciones-Lab7.docx
+++ b/Docs/Observaciones-Lab7.docx
@@ -182,7 +182,7 @@
         </w:rPr>
       </w:pPr>
       <w:r>
-        <w:t>Respuesta: La altura no queda determinada únicamente por el número de elementos; también depende de la forma del árbol y del orden de inserción. Un BST balanceado tiene una altura cercana a log2(n), mientras que uno degenerado (similar a una lista) puede alcanzar altura n. Este árbol no se balancea automáticamente.</w:t>
+        <w:t>Respuesta: La altura depende de la cantidad de llaves y de la forma del árbol, que a su vez depende del orden de inserción. Un BST balanceado tiene altura O(log n); un BST sin balanceo puede llegar a O(n). Con el CSV Boston Crimes se cargaron 319.073 crímenes en 1.177 fechas y el árbol alcanzó altura 30; las fechas van de 2015-06-15 a 2018-09-03. Esto muestra que la altura no se deduce solo del número de elementos.</w:t>
       </w:r>
     </w:p>
     <w:p>
@@ -243,7 +243,7 @@
         </w:rPr>
       </w:pPr>
       <w:r>
-        <w:t>Respuesta: Para consultar un rango de fechas, el BST aprovecha el orden de sus llaves: la búsqueda visita las ramas pertinentes y cuesta O(h + k), donde h es la altura y k la cantidad de fechas encontradas (O(log n + k) si está balanceado; O(n) en el peor caso). Una tabla hash ofrece O(1) promedio para una fecha exacta, pero no mantiene las fechas ordenadas; para un rango habría que revisar potencialmente todas las n fechas, O(n). Por eso, para rangos selectivos un BST balanceado suele responder más rápido.</w:t>
+        <w:t>Respuesta: Para una fecha exacta, una tabla hash ofrece O(1) promedio; para un rango no conserva el orden, por lo que habría que revisar todas las fechas (O(d), d = cantidad de fechas). El BST puede podar ramas y recorrer las llaves del rango en O(h + k), donde h es la altura y k las fechas encontradas (peor caso O(d)). Con el CSV, la opción 3 para 2017-01-01 a 2018-01-01 encontró 101.143 crímenes.</w:t>
       </w:r>
     </w:p>
     <w:p>
@@ -287,7 +287,7 @@
         </w:rPr>
       </w:pPr>
       <w:r>
-        <w:t>Respuesta: Se utiliza keys(BST, fechaInicial, fechaFinal), que recorre en orden las llaves dentro del rango. Para obtener los valores asociados se puede utilizar values(BST, fechaInicial, fechaFinal); en la consulta de la aplicación se obtienen las fechas con keys y luego se recupera cada entrada con get.</w:t>
+        <w:t>Respuesta: La operación keys(BST, fechaInicial, fechaFinal) devuelve en orden las llaves dentro del rango; values(BST, fechaInicial, fechaFinal) devuelve sus valores. La consulta de la aplicación usa keys y luego get para sumar los crímenes de cada fecha. En el CSV, la opción 4 para Vandalism el 2017-01-01 devolvió 12 crímenes.</w:t>
       </w:r>
     </w:p>
     <w:p>

--- a/Docs/Observaciones-Lab7.docx
+++ b/Docs/Observaciones-Lab7.docx
@@ -4,7 +4,7 @@
   <w:body>
     <w:p>
       <w:pPr>
-        <w:pStyle w:val="Ttulo"/>
+        <w:pStyle w:val="Title"/>
         <w:jc w:val="center"/>
         <w:rPr>
           <w:b/>
@@ -122,7 +122,7 @@
     </w:p>
     <w:p>
       <w:pPr>
-        <w:pStyle w:val="Ttulo1"/>
+        <w:pStyle w:val="Heading1"/>
         <w:rPr>
           <w:b/>
           <w:bCs/>
@@ -150,7 +150,7 @@
     </w:p>
     <w:p>
       <w:pPr>
-        <w:pStyle w:val="Prrafodelista"/>
+        <w:pStyle w:val="ListParagraph"/>
         <w:numPr>
           <w:ilvl w:val="0"/>
           <w:numId w:val="12"/>
@@ -172,7 +172,7 @@
     </w:p>
     <w:p>
       <w:pPr>
-        <w:pStyle w:val="Prrafodelista"/>
+        <w:pStyle w:val="ListParagraph"/>
         <w:spacing w:after="0"/>
         <w:ind w:left="0"/>
         <w:jc w:val="both"/>
@@ -182,12 +182,35 @@
         </w:rPr>
       </w:pPr>
       <w:r>
-        <w:t>Respuesta: La altura depende de la cantidad de llaves y de la forma del árbol, que a su vez depende del orden de inserción. Un BST balanceado tiene altura O(log n); un BST sin balanceo puede llegar a O(n). Con el CSV Boston Crimes se cargaron 319.073 crímenes en 1.177 fechas y el árbol alcanzó altura 30; las fechas van de 2015-06-15 a 2018-09-03. Esto muestra que la altura no se deduce solo del número de elementos.</w:t>
+        <w:rPr>
+          <w:lang w:val="es-CO"/>
+        </w:rPr>
+        <w:t xml:space="preserve">Respuesta: </w:t>
+      </w:r>
+      <w:r>
+        <w:rPr>
+          <w:lang w:val="es-CO"/>
+        </w:rPr>
+        <w:t xml:space="preserve">No hay una fórmula fija que dependa únicamente de cuántos elementos hay, ya que la altura final depende totalmente del orden en que se van insertando los datos. Teóricamente, un árbol perfectamente balanceado se movería en un orden de O(log n), pero si se desbalancea puede llegar a O(n). Por ejemplo, al cargar el </w:t>
+      </w:r>
+      <w:proofErr w:type="spellStart"/>
+      <w:r>
+        <w:rPr>
+          <w:lang w:val="es-CO"/>
+        </w:rPr>
+        <w:t>dataset</w:t>
+      </w:r>
+      <w:proofErr w:type="spellEnd"/>
+      <w:r>
+        <w:rPr>
+          <w:lang w:val="es-CO"/>
+        </w:rPr>
+        <w:t xml:space="preserve"> de Boston Crimes trabajamos con 319.073 registros repartidos en 1.177 fechas (del 15 de junio de 2015 al 3 de septiembre de 2018) y el árbol quedó con una altura de 30. Esto demuestra que la forma y el orden de inserción pesan mucho más que el tamaño total de los datos.</w:t>
       </w:r>
     </w:p>
     <w:p>
       <w:pPr>
-        <w:pStyle w:val="Prrafodelista"/>
+        <w:pStyle w:val="ListParagraph"/>
         <w:spacing w:after="0"/>
         <w:ind w:left="0"/>
         <w:jc w:val="both"/>
@@ -199,7 +222,7 @@
     </w:p>
     <w:p>
       <w:pPr>
-        <w:pStyle w:val="Prrafodelista"/>
+        <w:pStyle w:val="ListParagraph"/>
         <w:numPr>
           <w:ilvl w:val="0"/>
           <w:numId w:val="12"/>
@@ -235,7 +258,7 @@
     </w:p>
     <w:p>
       <w:pPr>
-        <w:pStyle w:val="Prrafodelista"/>
+        <w:pStyle w:val="ListParagraph"/>
         <w:ind w:left="0"/>
         <w:rPr>
           <w:rFonts w:ascii="Dax-Regular" w:hAnsi="Dax-Regular"/>
@@ -243,12 +266,21 @@
         </w:rPr>
       </w:pPr>
       <w:r>
-        <w:t>Respuesta: Para una fecha exacta, una tabla hash ofrece O(1) promedio; para un rango no conserva el orden, por lo que habría que revisar todas las fechas (O(d), d = cantidad de fechas). El BST puede podar ramas y recorrer las llaves del rango en O(h + k), donde h es la altura y k las fechas encontradas (peor caso O(d)). Con el CSV, la opción 3 para 2017-01-01 a 2018-01-01 encontró 101.143 crímenes.</w:t>
+        <w:rPr>
+          <w:lang w:val="es-CO"/>
+        </w:rPr>
+        <w:t xml:space="preserve">Respuesta: </w:t>
+      </w:r>
+      <w:r>
+        <w:rPr>
+          <w:lang w:val="es-CO"/>
+        </w:rPr>
+        <w:t>Depende enteramente de qué tipo de consulta hagas. Si buscas una fecha exacta, una tabla hash gana porque te da un tiempo promedio de O(1). Sin embargo, para consultas por rangos de fechas (como el ejemplo donde filtramos del 1 de enero de 2017 al 1 de enero de 2018 y encontramos 101.143 crímenes), la tabla hash no sirve bien porque no mantiene un orden inherente y te obligaría a revisar fecha por fecha (O(d)). En cambio, el BST aprovecha su estructura para podar las ramas que no interesan y recorrer eficientemente solo las llaves del rango en O(h + k).</w:t>
       </w:r>
     </w:p>
     <w:p>
       <w:pPr>
-        <w:pStyle w:val="Prrafodelista"/>
+        <w:pStyle w:val="ListParagraph"/>
         <w:ind w:left="0"/>
         <w:rPr>
           <w:rFonts w:ascii="Dax-Regular" w:hAnsi="Dax-Regular"/>
@@ -258,7 +290,7 @@
     </w:p>
     <w:p>
       <w:pPr>
-        <w:pStyle w:val="Prrafodelista"/>
+        <w:pStyle w:val="ListParagraph"/>
         <w:numPr>
           <w:ilvl w:val="0"/>
           <w:numId w:val="12"/>
@@ -280,19 +312,126 @@
     </w:p>
     <w:p>
       <w:pPr>
-        <w:pStyle w:val="Prrafodelista"/>
+        <w:pStyle w:val="ListParagraph"/>
         <w:rPr>
           <w:rFonts w:ascii="Dax-Regular" w:hAnsi="Dax-Regular"/>
           <w:lang w:val="es-CO"/>
         </w:rPr>
       </w:pPr>
       <w:r>
-        <w:t>Respuesta: La operación keys(BST, fechaInicial, fechaFinal) devuelve en orden las llaves dentro del rango; values(BST, fechaInicial, fechaFinal) devuelve sus valores. La consulta de la aplicación usa keys y luego get para sumar los crímenes de cada fecha. En el CSV, la opción 4 para Vandalism el 2017-01-01 devolvió 12 crímenes.</w:t>
+        <w:rPr>
+          <w:lang w:val="es-CO"/>
+        </w:rPr>
+        <w:t xml:space="preserve">Respuesta: </w:t>
+      </w:r>
+      <w:r>
+        <w:rPr>
+          <w:lang w:val="es-CO"/>
+        </w:rPr>
+        <w:t xml:space="preserve">Se utilizan operaciones como </w:t>
+      </w:r>
+      <w:proofErr w:type="spellStart"/>
+      <w:r>
+        <w:rPr>
+          <w:lang w:val="es-CO"/>
+        </w:rPr>
+        <w:t>keys</w:t>
+      </w:r>
+      <w:proofErr w:type="spellEnd"/>
+      <w:r>
+        <w:rPr>
+          <w:lang w:val="es-CO"/>
+        </w:rPr>
+        <w:t xml:space="preserve">(BST, </w:t>
+      </w:r>
+      <w:proofErr w:type="spellStart"/>
+      <w:r>
+        <w:rPr>
+          <w:lang w:val="es-CO"/>
+        </w:rPr>
+        <w:t>fechaInicial</w:t>
+      </w:r>
+      <w:proofErr w:type="spellEnd"/>
+      <w:r>
+        <w:rPr>
+          <w:lang w:val="es-CO"/>
+        </w:rPr>
+        <w:t xml:space="preserve">, </w:t>
+      </w:r>
+      <w:proofErr w:type="spellStart"/>
+      <w:r>
+        <w:rPr>
+          <w:lang w:val="es-CO"/>
+        </w:rPr>
+        <w:t>fechaFinal</w:t>
+      </w:r>
+      <w:proofErr w:type="spellEnd"/>
+      <w:r>
+        <w:rPr>
+          <w:lang w:val="es-CO"/>
+        </w:rPr>
+        <w:t xml:space="preserve">) para recuperar ordenadamente las llaves dentro de ese intervalo, acompañadas de </w:t>
+      </w:r>
+      <w:proofErr w:type="spellStart"/>
+      <w:r>
+        <w:rPr>
+          <w:lang w:val="es-CO"/>
+        </w:rPr>
+        <w:t>values</w:t>
+      </w:r>
+      <w:proofErr w:type="spellEnd"/>
+      <w:r>
+        <w:rPr>
+          <w:lang w:val="es-CO"/>
+        </w:rPr>
+        <w:t xml:space="preserve"> si se requieren los datos asociados. En la aplicación, el programa usa </w:t>
+      </w:r>
+      <w:proofErr w:type="spellStart"/>
+      <w:r>
+        <w:rPr>
+          <w:lang w:val="es-CO"/>
+        </w:rPr>
+        <w:t>keys</w:t>
+      </w:r>
+      <w:proofErr w:type="spellEnd"/>
+      <w:r>
+        <w:rPr>
+          <w:lang w:val="es-CO"/>
+        </w:rPr>
+        <w:t xml:space="preserve"> y luego va consultando con </w:t>
+      </w:r>
+      <w:proofErr w:type="spellStart"/>
+      <w:r>
+        <w:rPr>
+          <w:lang w:val="es-CO"/>
+        </w:rPr>
+        <w:t>get</w:t>
+      </w:r>
+      <w:proofErr w:type="spellEnd"/>
+      <w:r>
+        <w:rPr>
+          <w:lang w:val="es-CO"/>
+        </w:rPr>
+        <w:t xml:space="preserve"> para sumar los crímenes de cada fecha. Como prueba de funcionamiento, la opción 4 buscando </w:t>
+      </w:r>
+      <w:proofErr w:type="spellStart"/>
+      <w:r>
+        <w:rPr>
+          <w:lang w:val="es-CO"/>
+        </w:rPr>
+        <w:t>Vandalism</w:t>
+      </w:r>
+      <w:proofErr w:type="spellEnd"/>
+      <w:r>
+        <w:rPr>
+          <w:lang w:val="es-CO"/>
+        </w:rPr>
+        <w:t xml:space="preserve"> para el 1 de enero de 2017 devolvió exactamente 12 crímenes.</w:t>
       </w:r>
     </w:p>
     <w:p>
       <w:pPr>
-        <w:pStyle w:val="Prrafodelista"/>
+        <w:pStyle w:val="ListParagraph"/>
         <w:spacing w:after="0"/>
         <w:jc w:val="both"/>
         <w:rPr>
@@ -1946,11 +2085,11 @@
       <w:noProof/>
     </w:rPr>
   </w:style>
-  <w:style w:type="paragraph" w:styleId="Ttulo1">
+  <w:style w:type="paragraph" w:styleId="Heading1">
     <w:name w:val="heading 1"/>
     <w:basedOn w:val="Normal"/>
     <w:next w:val="Normal"/>
-    <w:link w:val="Ttulo1Car"/>
+    <w:link w:val="Heading1Char"/>
     <w:uiPriority w:val="9"/>
     <w:qFormat/>
     <w:rsid w:val="003C0715"/>
@@ -1967,11 +2106,11 @@
       <w:szCs w:val="32"/>
     </w:rPr>
   </w:style>
-  <w:style w:type="paragraph" w:styleId="Ttulo2">
+  <w:style w:type="paragraph" w:styleId="Heading2">
     <w:name w:val="heading 2"/>
     <w:basedOn w:val="Normal"/>
     <w:next w:val="Normal"/>
-    <w:link w:val="Ttulo2Car"/>
+    <w:link w:val="Heading2Char"/>
     <w:uiPriority w:val="9"/>
     <w:unhideWhenUsed/>
     <w:qFormat/>
@@ -1989,13 +2128,12 @@
       <w:szCs w:val="26"/>
     </w:rPr>
   </w:style>
-  <w:style w:type="character" w:default="1" w:styleId="Fuentedeprrafopredeter">
+  <w:style w:type="character" w:default="1" w:styleId="DefaultParagraphFont">
     <w:name w:val="Default Paragraph Font"/>
     <w:uiPriority w:val="1"/>
-    <w:semiHidden/>
     <w:unhideWhenUsed/>
   </w:style>
-  <w:style w:type="table" w:default="1" w:styleId="Tablanormal">
+  <w:style w:type="table" w:default="1" w:styleId="TableNormal">
     <w:name w:val="Normal Table"/>
     <w:uiPriority w:val="99"/>
     <w:semiHidden/>
@@ -2010,17 +2148,17 @@
       </w:tblCellMar>
     </w:tblPr>
   </w:style>
-  <w:style w:type="numbering" w:default="1" w:styleId="Sinlista">
+  <w:style w:type="numbering" w:default="1" w:styleId="NoList">
     <w:name w:val="No List"/>
     <w:uiPriority w:val="99"/>
     <w:semiHidden/>
     <w:unhideWhenUsed/>
   </w:style>
-  <w:style w:type="paragraph" w:styleId="Ttulo">
+  <w:style w:type="paragraph" w:styleId="Title">
     <w:name w:val="Title"/>
     <w:basedOn w:val="Normal"/>
     <w:next w:val="Normal"/>
-    <w:link w:val="TtuloCar"/>
+    <w:link w:val="TitleChar"/>
     <w:uiPriority w:val="10"/>
     <w:qFormat/>
     <w:rsid w:val="00BA3B38"/>
@@ -2036,10 +2174,10 @@
       <w:szCs w:val="56"/>
     </w:rPr>
   </w:style>
-  <w:style w:type="character" w:customStyle="1" w:styleId="TtuloCar">
-    <w:name w:val="Título Car"/>
-    <w:basedOn w:val="Fuentedeprrafopredeter"/>
-    <w:link w:val="Ttulo"/>
+  <w:style w:type="character" w:customStyle="1" w:styleId="TitleChar">
+    <w:name w:val="Title Char"/>
+    <w:basedOn w:val="DefaultParagraphFont"/>
+    <w:link w:val="Title"/>
     <w:uiPriority w:val="10"/>
     <w:rsid w:val="00BA3B38"/>
     <w:rPr>
@@ -2051,7 +2189,7 @@
       <w:szCs w:val="56"/>
     </w:rPr>
   </w:style>
-  <w:style w:type="paragraph" w:styleId="Prrafodelista">
+  <w:style w:type="paragraph" w:styleId="ListParagraph">
     <w:name w:val="List Paragraph"/>
     <w:basedOn w:val="Normal"/>
     <w:uiPriority w:val="34"/>
@@ -2065,9 +2203,9 @@
       <w:noProof w:val="0"/>
     </w:rPr>
   </w:style>
-  <w:style w:type="character" w:styleId="Refdecomentario">
+  <w:style w:type="character" w:styleId="CommentReference">
     <w:name w:val="annotation reference"/>
-    <w:basedOn w:val="Fuentedeprrafopredeter"/>
+    <w:basedOn w:val="DefaultParagraphFont"/>
     <w:uiPriority w:val="99"/>
     <w:semiHidden/>
     <w:unhideWhenUsed/>
@@ -2077,10 +2215,10 @@
       <w:szCs w:val="16"/>
     </w:rPr>
   </w:style>
-  <w:style w:type="paragraph" w:styleId="Textocomentario">
+  <w:style w:type="paragraph" w:styleId="CommentText">
     <w:name w:val="annotation text"/>
     <w:basedOn w:val="Normal"/>
-    <w:link w:val="TextocomentarioCar"/>
+    <w:link w:val="CommentTextChar"/>
     <w:uiPriority w:val="99"/>
     <w:semiHidden/>
     <w:unhideWhenUsed/>
@@ -2094,10 +2232,10 @@
       <w:szCs w:val="20"/>
     </w:rPr>
   </w:style>
-  <w:style w:type="character" w:customStyle="1" w:styleId="TextocomentarioCar">
-    <w:name w:val="Texto comentario Car"/>
-    <w:basedOn w:val="Fuentedeprrafopredeter"/>
-    <w:link w:val="Textocomentario"/>
+  <w:style w:type="character" w:customStyle="1" w:styleId="CommentTextChar">
+    <w:name w:val="Comment Text Char"/>
+    <w:basedOn w:val="DefaultParagraphFont"/>
+    <w:link w:val="CommentText"/>
     <w:uiPriority w:val="99"/>
     <w:semiHidden/>
     <w:rsid w:val="00A442AC"/>
@@ -2106,7 +2244,7 @@
       <w:szCs w:val="20"/>
     </w:rPr>
   </w:style>
-  <w:style w:type="paragraph" w:styleId="Descripcin">
+  <w:style w:type="paragraph" w:styleId="Caption">
     <w:name w:val="caption"/>
     <w:basedOn w:val="Normal"/>
     <w:next w:val="Normal"/>
@@ -2126,9 +2264,9 @@
       <w:szCs w:val="18"/>
     </w:rPr>
   </w:style>
-  <w:style w:type="table" w:styleId="Tabladecuadrcula2">
+  <w:style w:type="table" w:styleId="GridTable2">
     <w:name w:val="Grid Table 2"/>
-    <w:basedOn w:val="Tablanormal"/>
+    <w:basedOn w:val="TableNormal"/>
     <w:uiPriority w:val="47"/>
     <w:rsid w:val="00076EA8"/>
     <w:pPr>
@@ -2201,10 +2339,10 @@
       </w:tcPr>
     </w:tblStylePr>
   </w:style>
-  <w:style w:type="character" w:customStyle="1" w:styleId="Ttulo1Car">
-    <w:name w:val="Título 1 Car"/>
-    <w:basedOn w:val="Fuentedeprrafopredeter"/>
-    <w:link w:val="Ttulo1"/>
+  <w:style w:type="character" w:customStyle="1" w:styleId="Heading1Char">
+    <w:name w:val="Heading 1 Char"/>
+    <w:basedOn w:val="DefaultParagraphFont"/>
+    <w:link w:val="Heading1"/>
     <w:uiPriority w:val="9"/>
     <w:rsid w:val="003C0715"/>
     <w:rPr>
@@ -2215,10 +2353,10 @@
       <w:szCs w:val="32"/>
     </w:rPr>
   </w:style>
-  <w:style w:type="character" w:customStyle="1" w:styleId="Ttulo2Car">
-    <w:name w:val="Título 2 Car"/>
-    <w:basedOn w:val="Fuentedeprrafopredeter"/>
-    <w:link w:val="Ttulo2"/>
+  <w:style w:type="character" w:customStyle="1" w:styleId="Heading2Char">
+    <w:name w:val="Heading 2 Char"/>
+    <w:basedOn w:val="DefaultParagraphFont"/>
+    <w:link w:val="Heading2"/>
     <w:uiPriority w:val="9"/>
     <w:rsid w:val="003C0715"/>
     <w:rPr>
@@ -2528,26 +2666,6 @@
 </file>
 
 <file path=customXml/item1.xml><?xml version="1.0" encoding="utf-8"?>
-<?mso-contentType ?>
-<FormTemplates xmlns="http://schemas.microsoft.com/sharepoint/v3/contenttype/forms">
-  <Display>DocumentLibraryForm</Display>
-  <Edit>DocumentLibraryForm</Edit>
-  <New>DocumentLibraryForm</New>
-</FormTemplates>
-</file>
-
-<file path=customXml/item2.xml><?xml version="1.0" encoding="utf-8"?>
-<p:properties xmlns:p="http://schemas.microsoft.com/office/2006/metadata/properties" xmlns:xsi="http://www.w3.org/2001/XMLSchema-instance" xmlns:pc="http://schemas.microsoft.com/office/infopath/2007/PartnerControls">
-  <documentManagement>
-    <TaxCatchAll xmlns="85e30bcc-d76c-4413-8e4d-2dce22fb0743" xsi:nil="true"/>
-    <lcf76f155ced4ddcb4097134ff3c332f xmlns="164883f8-7691-4ecf-b54a-664c0d0edefe">
-      <Terms xmlns="http://schemas.microsoft.com/office/infopath/2007/PartnerControls"/>
-    </lcf76f155ced4ddcb4097134ff3c332f>
-  </documentManagement>
-</p:properties>
-</file>
-
-<file path=customXml/item3.xml><?xml version="1.0" encoding="utf-8"?>
 <ct:contentTypeSchema xmlns:ct="http://schemas.microsoft.com/office/2006/metadata/contentType" xmlns:ma="http://schemas.microsoft.com/office/2006/metadata/properties/metaAttributes" ct:_="" ma:_="" ma:contentTypeName="Documento" ma:contentTypeID="0x01010023858CF01A2EF24688B692775F4C60A4" ma:contentTypeVersion="17" ma:contentTypeDescription="Crear nuevo documento." ma:contentTypeScope="" ma:versionID="af74a0f8eb440a60883e9dd833f0742f">
   <xsd:schema xmlns:xsd="http://www.w3.org/2001/XMLSchema" xmlns:xs="http://www.w3.org/2001/XMLSchema" xmlns:p="http://schemas.microsoft.com/office/2006/metadata/properties" xmlns:ns2="164883f8-7691-4ecf-b54a-664c0d0edefe" xmlns:ns3="85e30bcc-d76c-4413-8e4d-2dce22fb0743" targetNamespace="http://schemas.microsoft.com/office/2006/metadata/properties" ma:root="true" ma:fieldsID="f5ceeff32ffca1089660572a8ebd1782" ns2:_="" ns3:_="">
     <xsd:import namespace="164883f8-7691-4ecf-b54a-664c0d0edefe"/>
@@ -2796,10 +2914,41 @@
 </ct:contentTypeSchema>
 </file>
 
+<file path=customXml/item2.xml><?xml version="1.0" encoding="utf-8"?>
+<p:properties xmlns:p="http://schemas.microsoft.com/office/2006/metadata/properties" xmlns:xsi="http://www.w3.org/2001/XMLSchema-instance" xmlns:pc="http://schemas.microsoft.com/office/infopath/2007/PartnerControls">
+  <documentManagement>
+    <TaxCatchAll xmlns="85e30bcc-d76c-4413-8e4d-2dce22fb0743" xsi:nil="true"/>
+    <lcf76f155ced4ddcb4097134ff3c332f xmlns="164883f8-7691-4ecf-b54a-664c0d0edefe">
+      <Terms xmlns="http://schemas.microsoft.com/office/infopath/2007/PartnerControls"/>
+    </lcf76f155ced4ddcb4097134ff3c332f>
+  </documentManagement>
+</p:properties>
+</file>
+
+<file path=customXml/item3.xml><?xml version="1.0" encoding="utf-8"?>
+<?mso-contentType ?>
+<FormTemplates xmlns="http://schemas.microsoft.com/sharepoint/v3/contenttype/forms">
+  <Display>DocumentLibraryForm</Display>
+  <Edit>DocumentLibraryForm</Edit>
+  <New>DocumentLibraryForm</New>
+</FormTemplates>
+</file>
+
 <file path=customXml/itemProps1.xml><?xml version="1.0" encoding="utf-8"?>
-<ds:datastoreItem xmlns:ds="http://schemas.openxmlformats.org/officeDocument/2006/customXml" ds:itemID="{1F59EA8B-1FA8-40D2-A8B0-61B9CE1E4579}">
+<ds:datastoreItem xmlns:ds="http://schemas.openxmlformats.org/officeDocument/2006/customXml" ds:itemID="{84308E8E-45E8-4576-AFDB-330AF0432F54}">
   <ds:schemaRefs>
-    <ds:schemaRef ds:uri="http://schemas.microsoft.com/sharepoint/v3/contenttype/forms"/>
+    <ds:schemaRef ds:uri="http://schemas.microsoft.com/office/2006/metadata/contentType"/>
+    <ds:schemaRef ds:uri="http://schemas.microsoft.com/office/2006/metadata/properties/metaAttributes"/>
+    <ds:schemaRef ds:uri="http://www.w3.org/2001/XMLSchema"/>
+    <ds:schemaRef ds:uri="http://schemas.microsoft.com/office/2006/metadata/properties"/>
+    <ds:schemaRef ds:uri="164883f8-7691-4ecf-b54a-664c0d0edefe"/>
+    <ds:schemaRef ds:uri="85e30bcc-d76c-4413-8e4d-2dce22fb0743"/>
+    <ds:schemaRef ds:uri="http://schemas.microsoft.com/office/2006/documentManagement/types"/>
+    <ds:schemaRef ds:uri="http://schemas.microsoft.com/office/infopath/2007/PartnerControls"/>
+    <ds:schemaRef ds:uri="http://schemas.openxmlformats.org/package/2006/metadata/core-properties"/>
+    <ds:schemaRef ds:uri="http://purl.org/dc/elements/1.1/"/>
+    <ds:schemaRef ds:uri="http://purl.org/dc/terms/"/>
+    <ds:schemaRef ds:uri="http://schemas.microsoft.com/internal/obd"/>
   </ds:schemaRefs>
 </ds:datastoreItem>
 </file>
@@ -2816,20 +2965,9 @@
 </file>
 
 <file path=customXml/itemProps3.xml><?xml version="1.0" encoding="utf-8"?>
-<ds:datastoreItem xmlns:ds="http://schemas.openxmlformats.org/officeDocument/2006/customXml" ds:itemID="{84308E8E-45E8-4576-AFDB-330AF0432F54}">
+<ds:datastoreItem xmlns:ds="http://schemas.openxmlformats.org/officeDocument/2006/customXml" ds:itemID="{1F59EA8B-1FA8-40D2-A8B0-61B9CE1E4579}">
   <ds:schemaRefs>
-    <ds:schemaRef ds:uri="http://schemas.microsoft.com/office/2006/metadata/contentType"/>
-    <ds:schemaRef ds:uri="http://schemas.microsoft.com/office/2006/metadata/properties/metaAttributes"/>
-    <ds:schemaRef ds:uri="http://www.w3.org/2001/XMLSchema"/>
-    <ds:schemaRef ds:uri="http://schemas.microsoft.com/office/2006/metadata/properties"/>
-    <ds:schemaRef ds:uri="164883f8-7691-4ecf-b54a-664c0d0edefe"/>
-    <ds:schemaRef ds:uri="85e30bcc-d76c-4413-8e4d-2dce22fb0743"/>
-    <ds:schemaRef ds:uri="http://schemas.microsoft.com/office/2006/documentManagement/types"/>
-    <ds:schemaRef ds:uri="http://schemas.microsoft.com/office/infopath/2007/PartnerControls"/>
-    <ds:schemaRef ds:uri="http://schemas.openxmlformats.org/package/2006/metadata/core-properties"/>
-    <ds:schemaRef ds:uri="http://purl.org/dc/elements/1.1/"/>
-    <ds:schemaRef ds:uri="http://purl.org/dc/terms/"/>
-    <ds:schemaRef ds:uri="http://schemas.microsoft.com/internal/obd"/>
+    <ds:schemaRef ds:uri="http://schemas.microsoft.com/sharepoint/v3/contenttype/forms"/>
   </ds:schemaRefs>
 </ds:datastoreItem>
 </file>
--- a/Docs/Observaciones-Lab7.docx
+++ b/Docs/Observaciones-Lab7.docx
@@ -62,7 +62,14 @@
           <w:noProof w:val="0"/>
           <w:lang w:val="es-CO"/>
         </w:rPr>
-        <w:t>1 Cod XXXX</w:t>
+        <w:t xml:space="preserve">1 Cod </w:t>
+      </w:r>
+      <w:r>
+        <w:rPr>
+          <w:noProof w:val="0"/>
+          <w:lang w:val="es-CO"/>
+        </w:rPr>
+        <w:t>202416663</w:t>
       </w:r>
     </w:p>
     <w:p>
@@ -86,7 +93,13 @@
           <w:noProof w:val="0"/>
           <w:lang w:val="es-CO"/>
         </w:rPr>
-        <w:t>2 Cod XXXX</w:t>
+        <w:t xml:space="preserve">2 Cod </w:t>
+      </w:r>
+      <w:r>
+        <w:rPr>
+          <w:noProof w:val="0"/>
+        </w:rPr>
+        <w:t>202510188</w:t>
       </w:r>
     </w:p>
     <w:p>
@@ -117,7 +130,13 @@
           <w:noProof w:val="0"/>
           <w:lang w:val="es-CO"/>
         </w:rPr>
-        <w:t xml:space="preserve"> Cod XXXX</w:t>
+        <w:t xml:space="preserve"> Cod </w:t>
+      </w:r>
+      <w:r>
+        <w:rPr>
+          <w:noProof w:val="0"/>
+        </w:rPr>
+        <w:t>202512082</w:t>
       </w:r>
     </w:p>
     <w:p>
@@ -191,7 +210,21 @@
         <w:rPr>
           <w:lang w:val="es-CO"/>
         </w:rPr>
-        <w:t xml:space="preserve">No hay una fórmula fija que dependa únicamente de cuántos elementos hay, ya que la altura final depende totalmente del orden en que se van insertando los datos. Teóricamente, un árbol perfectamente balanceado se movería en un orden de O(log n), pero si se desbalancea puede llegar a O(n). Por ejemplo, al cargar el </w:t>
+        <w:t xml:space="preserve">No hay una fórmula fija que dependa únicamente de cuántos elementos hay, ya que la altura final depende totalmente del orden en que se van insertando los datos. Teóricamente, un árbol perfectamente balanceado se movería en un orden de </w:t>
+      </w:r>
+      <w:proofErr w:type="gramStart"/>
+      <w:r>
+        <w:rPr>
+          <w:lang w:val="es-CO"/>
+        </w:rPr>
+        <w:t>O(</w:t>
+      </w:r>
+      <w:proofErr w:type="gramEnd"/>
+      <w:r>
+        <w:rPr>
+          <w:lang w:val="es-CO"/>
+        </w:rPr>
+        <w:t xml:space="preserve">log n), pero si se desbalancea puede llegar a O(n). Por ejemplo, al cargar el </w:t>
       </w:r>
       <w:proofErr w:type="spellStart"/>
       <w:r>
@@ -275,7 +308,35 @@
         <w:rPr>
           <w:lang w:val="es-CO"/>
         </w:rPr>
-        <w:t>Depende enteramente de qué tipo de consulta hagas. Si buscas una fecha exacta, una tabla hash gana porque te da un tiempo promedio de O(1). Sin embargo, para consultas por rangos de fechas (como el ejemplo donde filtramos del 1 de enero de 2017 al 1 de enero de 2018 y encontramos 101.143 crímenes), la tabla hash no sirve bien porque no mantiene un orden inherente y te obligaría a revisar fecha por fecha (O(d)). En cambio, el BST aprovecha su estructura para podar las ramas que no interesan y recorrer eficientemente solo las llaves del rango en O(h + k).</w:t>
+        <w:t xml:space="preserve">Depende enteramente de qué tipo de consulta hagas. Si buscas una fecha exacta, una tabla hash gana porque te da un tiempo promedio de </w:t>
+      </w:r>
+      <w:proofErr w:type="gramStart"/>
+      <w:r>
+        <w:rPr>
+          <w:lang w:val="es-CO"/>
+        </w:rPr>
+        <w:t>O(</w:t>
+      </w:r>
+      <w:proofErr w:type="gramEnd"/>
+      <w:r>
+        <w:rPr>
+          <w:lang w:val="es-CO"/>
+        </w:rPr>
+        <w:t xml:space="preserve">1). Sin embargo, para consultas por rangos de fechas (como el ejemplo donde filtramos del 1 de enero de 2017 al 1 de enero de 2018 y encontramos 101.143 crímenes), la tabla hash no sirve bien porque no mantiene un orden inherente y te obligaría a revisar fecha por fecha (O(d)). En cambio, el BST aprovecha su estructura para podar las ramas que no interesan y recorrer eficientemente solo las llaves del rango en </w:t>
+      </w:r>
+      <w:proofErr w:type="gramStart"/>
+      <w:r>
+        <w:rPr>
+          <w:lang w:val="es-CO"/>
+        </w:rPr>
+        <w:t>O(</w:t>
+      </w:r>
+      <w:proofErr w:type="gramEnd"/>
+      <w:r>
+        <w:rPr>
+          <w:lang w:val="es-CO"/>
+        </w:rPr>
+        <w:t>h + k).</w:t>
       </w:r>
     </w:p>
     <w:p>
@@ -331,6 +392,7 @@
         <w:t xml:space="preserve">Se utilizan operaciones como </w:t>
       </w:r>
       <w:proofErr w:type="spellStart"/>
+      <w:proofErr w:type="gramStart"/>
       <w:r>
         <w:rPr>
           <w:lang w:val="es-CO"/>
@@ -342,7 +404,14 @@
         <w:rPr>
           <w:lang w:val="es-CO"/>
         </w:rPr>
-        <w:t xml:space="preserve">(BST, </w:t>
+        <w:t>(</w:t>
+      </w:r>
+      <w:proofErr w:type="gramEnd"/>
+      <w:r>
+        <w:rPr>
+          <w:lang w:val="es-CO"/>
+        </w:rPr>
+        <w:t xml:space="preserve">BST, </w:t>
       </w:r>
       <w:proofErr w:type="spellStart"/>
       <w:r>
@@ -2666,6 +2735,26 @@
 </file>
 
 <file path=customXml/item1.xml><?xml version="1.0" encoding="utf-8"?>
+<?mso-contentType ?>
+<FormTemplates xmlns="http://schemas.microsoft.com/sharepoint/v3/contenttype/forms">
+  <Display>DocumentLibraryForm</Display>
+  <Edit>DocumentLibraryForm</Edit>
+  <New>DocumentLibraryForm</New>
+</FormTemplates>
+</file>
+
+<file path=customXml/item2.xml><?xml version="1.0" encoding="utf-8"?>
+<p:properties xmlns:p="http://schemas.microsoft.com/office/2006/metadata/properties" xmlns:xsi="http://www.w3.org/2001/XMLSchema-instance" xmlns:pc="http://schemas.microsoft.com/office/infopath/2007/PartnerControls">
+  <documentManagement>
+    <TaxCatchAll xmlns="85e30bcc-d76c-4413-8e4d-2dce22fb0743" xsi:nil="true"/>
+    <lcf76f155ced4ddcb4097134ff3c332f xmlns="164883f8-7691-4ecf-b54a-664c0d0edefe">
+      <Terms xmlns="http://schemas.microsoft.com/office/infopath/2007/PartnerControls"/>
+    </lcf76f155ced4ddcb4097134ff3c332f>
+  </documentManagement>
+</p:properties>
+</file>
+
+<file path=customXml/item3.xml><?xml version="1.0" encoding="utf-8"?>
 <ct:contentTypeSchema xmlns:ct="http://schemas.microsoft.com/office/2006/metadata/contentType" xmlns:ma="http://schemas.microsoft.com/office/2006/metadata/properties/metaAttributes" ct:_="" ma:_="" ma:contentTypeName="Documento" ma:contentTypeID="0x01010023858CF01A2EF24688B692775F4C60A4" ma:contentTypeVersion="17" ma:contentTypeDescription="Crear nuevo documento." ma:contentTypeScope="" ma:versionID="af74a0f8eb440a60883e9dd833f0742f">
   <xsd:schema xmlns:xsd="http://www.w3.org/2001/XMLSchema" xmlns:xs="http://www.w3.org/2001/XMLSchema" xmlns:p="http://schemas.microsoft.com/office/2006/metadata/properties" xmlns:ns2="164883f8-7691-4ecf-b54a-664c0d0edefe" xmlns:ns3="85e30bcc-d76c-4413-8e4d-2dce22fb0743" targetNamespace="http://schemas.microsoft.com/office/2006/metadata/properties" ma:root="true" ma:fieldsID="f5ceeff32ffca1089660572a8ebd1782" ns2:_="" ns3:_="">
     <xsd:import namespace="164883f8-7691-4ecf-b54a-664c0d0edefe"/>
@@ -2914,27 +3003,26 @@
 </ct:contentTypeSchema>
 </file>
 
-<file path=customXml/item2.xml><?xml version="1.0" encoding="utf-8"?>
-<p:properties xmlns:p="http://schemas.microsoft.com/office/2006/metadata/properties" xmlns:xsi="http://www.w3.org/2001/XMLSchema-instance" xmlns:pc="http://schemas.microsoft.com/office/infopath/2007/PartnerControls">
-  <documentManagement>
-    <TaxCatchAll xmlns="85e30bcc-d76c-4413-8e4d-2dce22fb0743" xsi:nil="true"/>
-    <lcf76f155ced4ddcb4097134ff3c332f xmlns="164883f8-7691-4ecf-b54a-664c0d0edefe">
-      <Terms xmlns="http://schemas.microsoft.com/office/infopath/2007/PartnerControls"/>
-    </lcf76f155ced4ddcb4097134ff3c332f>
-  </documentManagement>
-</p:properties>
+<file path=customXml/itemProps1.xml><?xml version="1.0" encoding="utf-8"?>
+<ds:datastoreItem xmlns:ds="http://schemas.openxmlformats.org/officeDocument/2006/customXml" ds:itemID="{1F59EA8B-1FA8-40D2-A8B0-61B9CE1E4579}">
+  <ds:schemaRefs>
+    <ds:schemaRef ds:uri="http://schemas.microsoft.com/sharepoint/v3/contenttype/forms"/>
+  </ds:schemaRefs>
+</ds:datastoreItem>
 </file>
 
-<file path=customXml/item3.xml><?xml version="1.0" encoding="utf-8"?>
-<?mso-contentType ?>
-<FormTemplates xmlns="http://schemas.microsoft.com/sharepoint/v3/contenttype/forms">
-  <Display>DocumentLibraryForm</Display>
-  <Edit>DocumentLibraryForm</Edit>
-  <New>DocumentLibraryForm</New>
-</FormTemplates>
+<file path=customXml/itemProps2.xml><?xml version="1.0" encoding="utf-8"?>
+<ds:datastoreItem xmlns:ds="http://schemas.openxmlformats.org/officeDocument/2006/customXml" ds:itemID="{8542EACB-7939-45C8-99C3-B6897CA7A7EF}">
+  <ds:schemaRefs>
+    <ds:schemaRef ds:uri="http://schemas.microsoft.com/office/2006/metadata/properties"/>
+    <ds:schemaRef ds:uri="http://schemas.microsoft.com/office/infopath/2007/PartnerControls"/>
+    <ds:schemaRef ds:uri="85e30bcc-d76c-4413-8e4d-2dce22fb0743"/>
+    <ds:schemaRef ds:uri="164883f8-7691-4ecf-b54a-664c0d0edefe"/>
+  </ds:schemaRefs>
+</ds:datastoreItem>
 </file>
 
-<file path=customXml/itemProps1.xml><?xml version="1.0" encoding="utf-8"?>
+<file path=customXml/itemProps3.xml><?xml version="1.0" encoding="utf-8"?>
 <ds:datastoreItem xmlns:ds="http://schemas.openxmlformats.org/officeDocument/2006/customXml" ds:itemID="{84308E8E-45E8-4576-AFDB-330AF0432F54}">
   <ds:schemaRefs>
     <ds:schemaRef ds:uri="http://schemas.microsoft.com/office/2006/metadata/contentType"/>
@@ -2951,23 +3039,4 @@
     <ds:schemaRef ds:uri="http://schemas.microsoft.com/internal/obd"/>
   </ds:schemaRefs>
 </ds:datastoreItem>
-</file>
-
-<file path=customXml/itemProps2.xml><?xml version="1.0" encoding="utf-8"?>
-<ds:datastoreItem xmlns:ds="http://schemas.openxmlformats.org/officeDocument/2006/customXml" ds:itemID="{8542EACB-7939-45C8-99C3-B6897CA7A7EF}">
-  <ds:schemaRefs>
-    <ds:schemaRef ds:uri="http://schemas.microsoft.com/office/2006/metadata/properties"/>
-    <ds:schemaRef ds:uri="http://schemas.microsoft.com/office/infopath/2007/PartnerControls"/>
-    <ds:schemaRef ds:uri="85e30bcc-d76c-4413-8e4d-2dce22fb0743"/>
-    <ds:schemaRef ds:uri="164883f8-7691-4ecf-b54a-664c0d0edefe"/>
-  </ds:schemaRefs>
-</ds:datastoreItem>
-</file>
-
-<file path=customXml/itemProps3.xml><?xml version="1.0" encoding="utf-8"?>
-<ds:datastoreItem xmlns:ds="http://schemas.openxmlformats.org/officeDocument/2006/customXml" ds:itemID="{1F59EA8B-1FA8-40D2-A8B0-61B9CE1E4579}">
-  <ds:schemaRefs>
-    <ds:schemaRef ds:uri="http://schemas.microsoft.com/sharepoint/v3/contenttype/forms"/>
-  </ds:schemaRefs>
-</ds:datastoreItem>
 </file>